--- a/NexusDocs/templates/requests/10_mvd_local.docx
+++ b/NexusDocs/templates/requests/10_mvd_local.docx
@@ -659,7 +659,7 @@
                                     </pic:cNvPicPr>
                                   </pic:nvPicPr>
                                   <pic:blipFill>
-                                    <a:blip r:embed="rId9">
+                                    <a:blip r:embed="rId8">
                                       <a:extLst>
                                         <a:ext uri="{28A0092B-C50C-407E-A947-70E740481C1C}">
                                           <a14:useLocalDpi xmlns:a14="http://schemas.microsoft.com/office/drawing/2010/main" val="0"/>
@@ -882,7 +882,19 @@
                           <w:szCs w:val="20"/>
                           <w:u w:val="single"/>
                         </w:rPr>
-                        <w:t>{{OUTGOING_DATE}}</w:t>
+                        <w:t>{{OUTGOING_DATE</w:t>
+                      </w:r>
+                      <w:proofErr w:type="gramStart"/>
+                      <w:r>
+                        <w:rPr>
+                          <w:b/>
+                          <w:noProof/>
+                          <w:color w:val="000000"/>
+                          <w:sz w:val="20"/>
+                          <w:szCs w:val="20"/>
+                          <w:u w:val="single"/>
+                        </w:rPr>
+                        <w:t>}}</w:t>
                       </w:r>
                       <w:r>
                         <w:rPr>
@@ -894,6 +906,7 @@
                         </w:rPr>
                         <w:t>_</w:t>
                       </w:r>
+                      <w:proofErr w:type="gramEnd"/>
                       <w:r>
                         <w:rPr>
                           <w:b/>
@@ -1053,7 +1066,21 @@
           <w:color w:val="000000"/>
           <w:szCs w:val="28"/>
         </w:rPr>
-        <w:t xml:space="preserve">В целях осуществления предварительного следствия, руководствуясь </w:t>
+        <w:t xml:space="preserve">В целях осуществления </w:t>
+      </w:r>
+      <w:r>
+        <w:rPr>
+          <w:color w:val="000000"/>
+          <w:szCs w:val="28"/>
+        </w:rPr>
+        <w:t>предварительного следствия,</w:t>
+      </w:r>
+      <w:r>
+        <w:rPr>
+          <w:color w:val="000000"/>
+          <w:szCs w:val="28"/>
+        </w:rPr>
+        <w:t xml:space="preserve"> руководствуясь </w:t>
       </w:r>
       <w:r>
         <w:rPr>
@@ -1117,6 +1144,8 @@
         </w:rPr>
         <w:t xml:space="preserve"> </w:t>
       </w:r>
+      <w:bookmarkStart w:id="0" w:name="_GoBack"/>
+      <w:bookmarkEnd w:id="0"/>
     </w:p>
     <w:p>
       <w:pPr>
@@ -1254,8 +1283,6 @@
         </w:rPr>
         <w:t xml:space="preserve">       </w:t>
       </w:r>
-      <w:bookmarkStart w:id="0" w:name="_GoBack"/>
-      <w:bookmarkEnd w:id="0"/>
       <w:r>
         <w:rPr>
           <w:rFonts w:eastAsia="Calibri"/>
@@ -1274,7 +1301,7 @@
       <w:proofErr w:type="spellEnd"/>
     </w:p>
     <w:sectPr>
-      <w:footerReference w:type="default" r:id="rId10"/>
+      <w:footerReference w:type="default" r:id="rId9"/>
       <w:pgSz w:w="11906" w:h="16838" w:code="9"/>
       <w:pgMar w:top="1418" w:right="567" w:bottom="1134" w:left="1418" w:header="0" w:footer="340" w:gutter="0"/>
       <w:cols w:space="708"/>
@@ -1338,6 +1365,7 @@
             <w:rPr>
               <w:sz w:val="16"/>
               <w:szCs w:val="16"/>
+              <w:lang w:val="en-US"/>
             </w:rPr>
           </w:pPr>
           <w:r>
@@ -1366,14 +1394,15 @@
               <w:sz w:val="16"/>
               <w:szCs w:val="16"/>
             </w:rPr>
-            <w:t>Исх. №</w:t>
+            <w:t xml:space="preserve">Исх. </w:t>
           </w:r>
           <w:r>
             <w:rPr>
               <w:sz w:val="16"/>
               <w:szCs w:val="16"/>
+              <w:lang w:val="en-US"/>
             </w:rPr>
-            <w:t xml:space="preserve"> </w:t>
+            <w:t xml:space="preserve">№ </w:t>
           </w:r>
           <w:proofErr w:type="spellStart"/>
           <w:r>
@@ -1388,6 +1417,7 @@
             <w:rPr>
               <w:sz w:val="18"/>
               <w:szCs w:val="16"/>
+              <w:lang w:val="en-US"/>
             </w:rPr>
             <w:t>-</w:t>
           </w:r>
@@ -1396,6 +1426,7 @@
               <w:noProof/>
               <w:sz w:val="18"/>
               <w:szCs w:val="16"/>
+              <w:lang w:val="en-US"/>
             </w:rPr>
             <w:t>{{OUTGOING_NUMBER}}</w:t>
           </w:r>
@@ -1403,22 +1434,9 @@
             <w:rPr>
               <w:sz w:val="18"/>
               <w:szCs w:val="16"/>
+              <w:lang w:val="en-US"/>
             </w:rPr>
-            <w:t>/</w:t>
-          </w:r>
-          <w:r>
-            <w:rPr>
-              <w:sz w:val="18"/>
-              <w:szCs w:val="16"/>
-            </w:rPr>
-            <w:t>1</w:t>
-          </w:r>
-          <w:r>
-            <w:rPr>
-              <w:sz w:val="18"/>
-              <w:szCs w:val="16"/>
-            </w:rPr>
-            <w:t>0-26</w:t>
+            <w:t>/10-26</w:t>
           </w:r>
         </w:p>
         <w:p>
@@ -1429,6 +1447,7 @@
             <w:rPr>
               <w:sz w:val="20"/>
               <w:szCs w:val="20"/>
+              <w:lang w:val="en-US"/>
             </w:rPr>
           </w:pPr>
           <w:r>
@@ -1436,13 +1455,22 @@
               <w:sz w:val="16"/>
               <w:szCs w:val="16"/>
             </w:rPr>
-            <w:t xml:space="preserve">от </w:t>
+            <w:t>от</w:t>
+          </w:r>
+          <w:r>
+            <w:rPr>
+              <w:sz w:val="16"/>
+              <w:szCs w:val="16"/>
+              <w:lang w:val="en-US"/>
+            </w:rPr>
+            <w:t xml:space="preserve"> </w:t>
           </w:r>
           <w:r>
             <w:rPr>
               <w:noProof/>
               <w:sz w:val="16"/>
               <w:szCs w:val="16"/>
+              <w:lang w:val="en-US"/>
             </w:rPr>
             <w:t>{{OUTGOING_DATE}}</w:t>
           </w:r>
@@ -1453,6 +1481,9 @@
   <w:p>
     <w:pPr>
       <w:pStyle w:val="ab"/>
+      <w:rPr>
+        <w:lang w:val="en-US"/>
+      </w:rPr>
     </w:pPr>
   </w:p>
 </w:ftr>
@@ -3349,7 +3380,7 @@
 </file>
 
 <file path=customXml/itemProps1.xml><?xml version="1.0" encoding="utf-8"?>
-<ds:datastoreItem xmlns:ds="http://schemas.openxmlformats.org/officeDocument/2006/customXml" ds:itemID="{533F4CB7-46CD-4149-9284-8C1F67CBF40F}">
+<ds:datastoreItem xmlns:ds="http://schemas.openxmlformats.org/officeDocument/2006/customXml" ds:itemID="{869732A9-9079-43DA-9825-1FFE91A2EF85}">
   <ds:schemaRefs>
     <ds:schemaRef ds:uri="http://schemas.openxmlformats.org/officeDocument/2006/bibliography"/>
   </ds:schemaRefs>

--- a/NexusDocs/templates/requests/10_mvd_local.docx
+++ b/NexusDocs/templates/requests/10_mvd_local.docx
@@ -1232,7 +1232,7 @@
           <w:rFonts w:eastAsia="Calibri"/>
           <w:szCs w:val="28"/>
         </w:rPr>
-        <w:t xml:space="preserve">Следователь военного следственного отдела </w:t>
+        <w:t xml:space="preserve">{{INVESTIGATOR_POSITION_LONG}} </w:t>
       </w:r>
     </w:p>
     <w:p>
@@ -1274,7 +1274,7 @@
           <w:rFonts w:eastAsia="Calibri"/>
           <w:szCs w:val="28"/>
         </w:rPr>
-        <w:t xml:space="preserve">лейтенант юстиции                                                                           </w:t>
+        <w:t xml:space="preserve">{{INVESTIGATOR_RANK}}                                                                           </w:t>
       </w:r>
       <w:r>
         <w:rPr>
@@ -1288,7 +1288,7 @@
           <w:rFonts w:eastAsia="Calibri"/>
           <w:szCs w:val="28"/>
         </w:rPr>
-        <w:t xml:space="preserve">С.А. </w:t>
+        <w:t xml:space="preserve">{{INVESTIGATOR_INITIALS_SURNAME}}</w:t>
       </w:r>
       <w:proofErr w:type="spellStart"/>
       <w:r>
@@ -1296,7 +1296,7 @@
           <w:rFonts w:eastAsia="Calibri"/>
           <w:szCs w:val="28"/>
         </w:rPr>
-        <w:t>Цомартов</w:t>
+        <w:t xml:space="preserve"/>
       </w:r>
       <w:proofErr w:type="spellEnd"/>
     </w:p>
